--- a/izvestaj/Praksa_2_VS_Rev_12733-2024.docx
+++ b/izvestaj/Praksa_2_VS_Rev_12733-2024.docx
@@ -8,6 +8,9 @@
         <w:jc w:val="center"/>
       </w:pPr>
       <w:r>
+        <w:rPr>
+          <w:color w:val="000000"/>
+        </w:rPr>
         <w:t>СУДСКА ПРАКСА — ДОКУМЕНТ 2</w:t>
       </w:r>
     </w:p>
@@ -16,6 +19,9 @@
         <w:pStyle w:val="Heading2"/>
       </w:pPr>
       <w:r>
+        <w:rPr>
+          <w:color w:val="000000"/>
+        </w:rPr>
         <w:t>Врховни суд, Рев 12733/2024</w:t>
       </w:r>
     </w:p>
@@ -54,6 +60,9 @@
         <w:pStyle w:val="Heading3"/>
       </w:pPr>
       <w:r>
+        <w:rPr>
+          <w:color w:val="000000"/>
+        </w:rPr>
         <w:t>Изрека (дисозитив) — доословно</w:t>
       </w:r>
     </w:p>
@@ -71,6 +80,9 @@
         <w:pStyle w:val="Heading3"/>
       </w:pPr>
       <w:r>
+        <w:rPr>
+          <w:color w:val="000000"/>
+        </w:rPr>
         <w:t>Кључно из образложења — доословно</w:t>
       </w:r>
     </w:p>
@@ -88,6 +100,9 @@
         <w:pStyle w:val="Heading3"/>
       </w:pPr>
       <w:r>
+        <w:rPr>
+          <w:color w:val="000000"/>
+        </w:rPr>
         <w:t>Зашто је релевантна за наш предмет</w:t>
       </w:r>
     </w:p>
@@ -122,6 +137,9 @@
         <w:pStyle w:val="Heading3"/>
       </w:pPr>
       <w:r>
+        <w:rPr>
+          <w:color w:val="000000"/>
+        </w:rPr>
         <w:t>Опрез при коришћењу (домашај одлуке)</w:t>
       </w:r>
     </w:p>

--- a/izvestaj/Praksa_2_VS_Rev_12733-2024.docx
+++ b/izvestaj/Praksa_2_VS_Rev_12733-2024.docx
@@ -193,7 +193,7 @@
     </w:p>
     <w:sectPr>
       <w:pgSz w:w="12240" w:h="15840"/>
-      <w:pgMar w:top="1440" w:right="1417" w:bottom="1440" w:left="1417" w:header="720" w:footer="720" w:gutter="0"/>
+      <w:pgMar w:top="1440" w:right="1440" w:bottom="1440" w:left="1440" w:header="720" w:footer="720" w:gutter="0"/>
       <w:cols w:space="720"/>
       <w:docGrid w:linePitch="360"/>
     </w:sectPr>
@@ -566,7 +566,7 @@
     <w:rsid w:val="00FC693F"/>
     <w:rPr>
       <w:rFonts w:ascii="Times New Roman" w:hAnsi="Times New Roman"/>
-      <w:sz w:val="22"/>
+      <w:sz w:val="24"/>
     </w:rPr>
   </w:style>
   <w:style w:type="paragraph" w:styleId="Header">
